--- a/2_Ablaufplan.docx
+++ b/2_Ablaufplan.docx
@@ -9,7 +9,7 @@
       <w:r>
         <w:rPr>
           <w:b/>
-          <w:color w:val="595959"/>
+          <w:color w:val="5D6B62"/>
           <w:sz w:val="19"/>
         </w:rPr>
         <w:t>TAGESÜBERSICHT</w:t>
@@ -22,7 +22,7 @@
       <w:r>
         <w:rPr>
           <w:b/>
-          <w:color w:val="1F4E79"/>
+          <w:color w:val="0F3D2A"/>
           <w:sz w:val="40"/>
         </w:rPr>
         <w:t>Ablaufplan · Medienpädagogischer Tag KI</w:t>
@@ -35,7 +35,7 @@
       <w:r>
         <w:rPr>
           <w:i/>
-          <w:color w:val="595959"/>
+          <w:color w:val="5D6B62"/>
           <w:sz w:val="23"/>
         </w:rPr>
         <w:t>Datum · Schule · Medienberater-Team  (alle Namen, Räume und Zeiten sind Vorschläge)</w:t>
@@ -45,7 +45,7 @@
       <w:pPr>
         <w:spacing w:after="160"/>
         <w:pBdr>
-          <w:bottom w:val="single" w:sz="12" w:space="1" w:color="1F4E79"/>
+          <w:bottom w:val="single" w:sz="12" w:space="1" w:color="0F3D2A"/>
         </w:pBdr>
       </w:pPr>
     </w:p>
@@ -74,7 +74,7 @@
         <w:tc>
           <w:tcPr>
             <w:tcW w:type="dxa" w:w="2160"/>
-            <w:shd w:val="clear" w:color="auto" w:fill="1F4E79"/>
+            <w:shd w:val="clear" w:color="auto" w:fill="0F3D2A"/>
           </w:tcPr>
           <w:p>
             <w:r>
@@ -89,7 +89,7 @@
         <w:tc>
           <w:tcPr>
             <w:tcW w:type="dxa" w:w="2160"/>
-            <w:shd w:val="clear" w:color="auto" w:fill="1F4E79"/>
+            <w:shd w:val="clear" w:color="auto" w:fill="0F3D2A"/>
           </w:tcPr>
           <w:p>
             <w:r>
@@ -104,7 +104,7 @@
         <w:tc>
           <w:tcPr>
             <w:tcW w:type="dxa" w:w="2160"/>
-            <w:shd w:val="clear" w:color="auto" w:fill="1F4E79"/>
+            <w:shd w:val="clear" w:color="auto" w:fill="0F3D2A"/>
           </w:tcPr>
           <w:p>
             <w:r>
@@ -119,7 +119,7 @@
         <w:tc>
           <w:tcPr>
             <w:tcW w:type="dxa" w:w="2160"/>
-            <w:shd w:val="clear" w:color="auto" w:fill="1F4E79"/>
+            <w:shd w:val="clear" w:color="auto" w:fill="0F3D2A"/>
           </w:tcPr>
           <w:p>
             <w:r>
@@ -453,7 +453,7 @@
         <w:tc>
           <w:tcPr>
             <w:tcW w:type="dxa" w:w="2160"/>
-            <w:shd w:val="clear" w:color="auto" w:fill="1F4E79"/>
+            <w:shd w:val="clear" w:color="auto" w:fill="0F3D2A"/>
           </w:tcPr>
           <w:p>
             <w:r>
@@ -468,7 +468,7 @@
         <w:tc>
           <w:tcPr>
             <w:tcW w:type="dxa" w:w="2160"/>
-            <w:shd w:val="clear" w:color="auto" w:fill="1F4E79"/>
+            <w:shd w:val="clear" w:color="auto" w:fill="0F3D2A"/>
           </w:tcPr>
           <w:p>
             <w:r>
@@ -483,7 +483,7 @@
         <w:tc>
           <w:tcPr>
             <w:tcW w:type="dxa" w:w="2160"/>
-            <w:shd w:val="clear" w:color="auto" w:fill="1F4E79"/>
+            <w:shd w:val="clear" w:color="auto" w:fill="0F3D2A"/>
           </w:tcPr>
           <w:p>
             <w:r>
@@ -498,7 +498,7 @@
         <w:tc>
           <w:tcPr>
             <w:tcW w:type="dxa" w:w="2160"/>
-            <w:shd w:val="clear" w:color="auto" w:fill="1F4E79"/>
+            <w:shd w:val="clear" w:color="auto" w:fill="0F3D2A"/>
           </w:tcPr>
           <w:p>
             <w:r>
@@ -789,8 +789,8 @@
     </w:p>
     <w:sectPr>
       <w:footerReference w:type="default" r:id="rId9"/>
-      <w:pgSz w:w="12240" w:h="15840"/>
-      <w:pgMar w:top="1440" w:right="1800" w:bottom="1440" w:left="1800" w:header="720" w:footer="720" w:gutter="0"/>
+      <w:pgSz w:w="11906" w:h="16838"/>
+      <w:pgMar w:top="1417" w:right="1701" w:bottom="1247" w:left="1701" w:header="720" w:footer="720" w:gutter="0"/>
       <w:cols w:space="720"/>
       <w:docGrid w:linePitch="360"/>
     </w:sectPr>
@@ -807,10 +807,11 @@
     </w:pPr>
     <w:r>
       <w:rPr>
-        <w:color w:val="595959"/>
+        <w:rFonts w:ascii="Calibri" w:hAnsi="Calibri"/>
+        <w:color w:val="5D6B62"/>
         <w:sz w:val="16"/>
       </w:rPr>
-      <w:t>Master-Paket „Medienpädagogischer Tag KI“ · frei anpassbar · Namen/Räume sind Platzhalter</w:t>
+      <w:t>Master-Paket „Medienpädagogischer Tag KI“ · Tagesübersicht · frei anpassbar</w:t>
     </w:r>
   </w:p>
 </w:ftr>
@@ -1180,7 +1181,7 @@
     <w:qFormat/>
     <w:rsid w:val="00FC693F"/>
     <w:pPr>
-      <w:spacing w:after="120" w:line="264" w:lineRule="auto"/>
+      <w:spacing w:after="140" w:line="276" w:lineRule="auto"/>
     </w:pPr>
     <w:rPr>
       <w:rFonts w:ascii="Calibri" w:hAnsi="Calibri"/>
@@ -1242,15 +1243,15 @@
     <w:pPr>
       <w:keepNext/>
       <w:keepLines/>
-      <w:spacing w:before="240" w:after="80"/>
+      <w:spacing w:before="320" w:after="100"/>
       <w:outlineLvl w:val="0"/>
     </w:pPr>
     <w:rPr>
       <w:rFonts w:asciiTheme="majorHAnsi" w:eastAsiaTheme="majorEastAsia" w:hAnsiTheme="majorHAnsi" w:cstheme="majorBidi" w:ascii="Calibri" w:hAnsi="Calibri"/>
       <w:b/>
       <w:bCs/>
-      <w:color w:val="1F4E79"/>
-      <w:sz w:val="32"/>
+      <w:color w:val="0F3D2A"/>
+      <w:sz w:val="36"/>
       <w:szCs w:val="28"/>
     </w:rPr>
   </w:style>
@@ -1266,15 +1267,15 @@
     <w:pPr>
       <w:keepNext/>
       <w:keepLines/>
-      <w:spacing w:before="240" w:after="80"/>
+      <w:spacing w:before="240" w:after="100"/>
       <w:outlineLvl w:val="1"/>
     </w:pPr>
     <w:rPr>
       <w:rFonts w:asciiTheme="majorHAnsi" w:eastAsiaTheme="majorEastAsia" w:hAnsiTheme="majorHAnsi" w:cstheme="majorBidi" w:ascii="Calibri" w:hAnsi="Calibri"/>
       <w:b/>
       <w:bCs/>
-      <w:color w:val="1F4E79"/>
-      <w:sz w:val="26"/>
+      <w:color w:val="0F3D2A"/>
+      <w:sz w:val="28"/>
       <w:szCs w:val="26"/>
     </w:rPr>
   </w:style>
@@ -1290,15 +1291,15 @@
     <w:pPr>
       <w:keepNext/>
       <w:keepLines/>
-      <w:spacing w:before="240" w:after="80"/>
+      <w:spacing w:before="240" w:after="100"/>
       <w:outlineLvl w:val="2"/>
     </w:pPr>
     <w:rPr>
       <w:rFonts w:asciiTheme="majorHAnsi" w:eastAsiaTheme="majorEastAsia" w:hAnsiTheme="majorHAnsi" w:cstheme="majorBidi" w:ascii="Calibri" w:hAnsi="Calibri"/>
       <w:b/>
       <w:bCs/>
-      <w:color w:val="1F4E79"/>
-      <w:sz w:val="23"/>
+      <w:color w:val="0F3D2A"/>
+      <w:sz w:val="24"/>
     </w:rPr>
   </w:style>
   <w:style w:type="paragraph" w:styleId="Heading4">

--- a/2_Ablaufplan.docx
+++ b/2_Ablaufplan.docx
@@ -38,7 +38,7 @@
           <w:color w:val="5D6B62"/>
           <w:sz w:val="23"/>
         </w:rPr>
-        <w:t>Datum · Schule · Medienberater-Team  (alle Namen, Räume und Zeiten sind Vorschläge)</w:t>
+        <w:t>30. September 2026 · Gymnasium Odenthal · Medienberater-Team  (Räume und Zeiten sind Vorschläge)</w:t>
       </w:r>
     </w:p>
     <w:p>
